--- a/az/wisdom-stories/mothers-love.docx
+++ b/az/wisdom-stories/mothers-love.docx
@@ -256,13 +256,13 @@
           <w:iCs/>
           <w:lang/>
         </w:rPr>
-        <w:t>Sevmək sənəti</w:t>
+        <w:t>«Sevmək sənəti</w:t>
       </w:r>
       <w:r>
         <w:rPr>
           <w:lang/>
         </w:rPr>
-        <w:t xml:space="preserve"> əsərindəki fikrini sərbəst ifadə etsək, ana sevgisi şərtsiz qəbul və sığınacaqdır; onu nə məcburiyyətlə yaratmaq, nə də tələb etməklə qazanmaq olar.</w:t>
+        <w:t>» əsərindəki fikrini sərbəst ifadə etsək, ana sevgisi şərtsiz qəbul və sığınacaqdır; onu nə məcburiyyətlə yaratmaq, nə də tələb etməklə qazanmaq olar.</w:t>
       </w:r>
     </w:p>
     <w:p>
